--- a/docs/etapa3.docx
+++ b/docs/etapa3.docx
@@ -23,7 +23,7 @@
         <w:pStyle w:val="Date"/>
       </w:pPr>
       <w:r>
-        <w:t xml:space="preserve">2025-10-15</w:t>
+        <w:t xml:space="preserve">2025-10-22</w:t>
       </w:r>
     </w:p>
     <w:bookmarkStart w:id="20" w:name="lectura-de-los-datos"/>
@@ -36,13 +36,13 @@
       </w:r>
     </w:p>
     <w:bookmarkEnd w:id="20"/>
-    <w:bookmarkStart w:id="21" w:name="media-de-libros-leídos-por-año"/>
+    <w:bookmarkStart w:id="24" w:name="X20c9e1c5a2489dc0016feefc58dba642cc7f465"/>
     <w:p>
       <w:pPr>
         <w:pStyle w:val="Heading3"/>
       </w:pPr>
       <w:r>
-        <w:t xml:space="preserve">Media de libros leídos por año</w:t>
+        <w:t xml:space="preserve">Media de libros leídos por año y Graficas</w:t>
       </w:r>
     </w:p>
     <w:p>
@@ -128,8 +128,55 @@
         <w:t xml:space="preserve">6  2024  2016  1.27  3.26     1.13     1.42</w:t>
       </w:r>
     </w:p>
-    <w:bookmarkEnd w:id="21"/>
-    <w:bookmarkStart w:id="22" w:name="media-de-minutos-leídos-por-año"/>
+    <w:p>
+      <w:pPr>
+        <w:pStyle w:val="FirstParagraph"/>
+      </w:pPr>
+      <w:r>
+        <w:drawing>
+          <wp:inline>
+            <wp:extent cx="5334000" cy="4267200"/>
+            <wp:effectExtent b="0" l="0" r="0" t="0"/>
+            <wp:docPr descr="" title="" id="22" name="Picture"/>
+            <a:graphic>
+              <a:graphicData uri="http://schemas.openxmlformats.org/drawingml/2006/picture">
+                <pic:pic>
+                  <pic:nvPicPr>
+                    <pic:cNvPr descr="etapa3_files/figure-docx/unnamed-chunk-2-1.png" id="23" name="Picture"/>
+                    <pic:cNvPicPr>
+                      <a:picLocks noChangeArrowheads="1" noChangeAspect="1"/>
+                    </pic:cNvPicPr>
+                  </pic:nvPicPr>
+                  <pic:blipFill>
+                    <a:blip r:embed="rId21"/>
+                    <a:stretch>
+                      <a:fillRect/>
+                    </a:stretch>
+                  </pic:blipFill>
+                  <pic:spPr bwMode="auto">
+                    <a:xfrm>
+                      <a:off x="0" y="0"/>
+                      <a:ext cx="5334000" cy="4267200"/>
+                    </a:xfrm>
+                    <a:prstGeom prst="rect">
+                      <a:avLst/>
+                    </a:prstGeom>
+                    <a:noFill/>
+                    <a:ln w="9525">
+                      <a:noFill/>
+                      <a:headEnd/>
+                      <a:tailEnd/>
+                    </a:ln>
+                  </pic:spPr>
+                </pic:pic>
+              </a:graphicData>
+            </a:graphic>
+          </wp:inline>
+        </w:drawing>
+      </w:r>
+    </w:p>
+    <w:bookmarkEnd w:id="24"/>
+    <w:bookmarkStart w:id="28" w:name="media-de-minutos-leídos-por-año"/>
     <w:p>
       <w:pPr>
         <w:pStyle w:val="Heading3"/>
@@ -221,8 +268,55 @@
         <w:t xml:space="preserve">6  2024  2016  26.8  32.7     25.3     28.3</w:t>
       </w:r>
     </w:p>
-    <w:bookmarkEnd w:id="22"/>
-    <w:bookmarkStart w:id="23" w:name="proporción-que-leyó-libros-por-año"/>
+    <w:p>
+      <w:pPr>
+        <w:pStyle w:val="FirstParagraph"/>
+      </w:pPr>
+      <w:r>
+        <w:drawing>
+          <wp:inline>
+            <wp:extent cx="5334000" cy="4267200"/>
+            <wp:effectExtent b="0" l="0" r="0" t="0"/>
+            <wp:docPr descr="" title="" id="26" name="Picture"/>
+            <a:graphic>
+              <a:graphicData uri="http://schemas.openxmlformats.org/drawingml/2006/picture">
+                <pic:pic>
+                  <pic:nvPicPr>
+                    <pic:cNvPr descr="etapa3_files/figure-docx/unnamed-chunk-3-1.png" id="27" name="Picture"/>
+                    <pic:cNvPicPr>
+                      <a:picLocks noChangeArrowheads="1" noChangeAspect="1"/>
+                    </pic:cNvPicPr>
+                  </pic:nvPicPr>
+                  <pic:blipFill>
+                    <a:blip r:embed="rId25"/>
+                    <a:stretch>
+                      <a:fillRect/>
+                    </a:stretch>
+                  </pic:blipFill>
+                  <pic:spPr bwMode="auto">
+                    <a:xfrm>
+                      <a:off x="0" y="0"/>
+                      <a:ext cx="5334000" cy="4267200"/>
+                    </a:xfrm>
+                    <a:prstGeom prst="rect">
+                      <a:avLst/>
+                    </a:prstGeom>
+                    <a:noFill/>
+                    <a:ln w="9525">
+                      <a:noFill/>
+                      <a:headEnd/>
+                      <a:tailEnd/>
+                    </a:ln>
+                  </pic:spPr>
+                </pic:pic>
+              </a:graphicData>
+            </a:graphic>
+          </wp:inline>
+        </w:drawing>
+      </w:r>
+    </w:p>
+    <w:bookmarkEnd w:id="28"/>
+    <w:bookmarkStart w:id="32" w:name="proporción-que-leyó-libros-por-año"/>
     <w:p>
       <w:pPr>
         <w:pStyle w:val="Heading3"/>
@@ -314,8 +408,55 @@
         <w:t xml:space="preserve">6  2024  2016   809 0.401    0.379    0.424</w:t>
       </w:r>
     </w:p>
-    <w:bookmarkEnd w:id="23"/>
-    <w:bookmarkStart w:id="24" w:name="proporción-que-revistas-por-año"/>
+    <w:p>
+      <w:pPr>
+        <w:pStyle w:val="FirstParagraph"/>
+      </w:pPr>
+      <w:r>
+        <w:drawing>
+          <wp:inline>
+            <wp:extent cx="5334000" cy="4267200"/>
+            <wp:effectExtent b="0" l="0" r="0" t="0"/>
+            <wp:docPr descr="" title="" id="30" name="Picture"/>
+            <a:graphic>
+              <a:graphicData uri="http://schemas.openxmlformats.org/drawingml/2006/picture">
+                <pic:pic>
+                  <pic:nvPicPr>
+                    <pic:cNvPr descr="etapa3_files/figure-docx/unnamed-chunk-4-1.png" id="31" name="Picture"/>
+                    <pic:cNvPicPr>
+                      <a:picLocks noChangeArrowheads="1" noChangeAspect="1"/>
+                    </pic:cNvPicPr>
+                  </pic:nvPicPr>
+                  <pic:blipFill>
+                    <a:blip r:embed="rId29"/>
+                    <a:stretch>
+                      <a:fillRect/>
+                    </a:stretch>
+                  </pic:blipFill>
+                  <pic:spPr bwMode="auto">
+                    <a:xfrm>
+                      <a:off x="0" y="0"/>
+                      <a:ext cx="5334000" cy="4267200"/>
+                    </a:xfrm>
+                    <a:prstGeom prst="rect">
+                      <a:avLst/>
+                    </a:prstGeom>
+                    <a:noFill/>
+                    <a:ln w="9525">
+                      <a:noFill/>
+                      <a:headEnd/>
+                      <a:tailEnd/>
+                    </a:ln>
+                  </pic:spPr>
+                </pic:pic>
+              </a:graphicData>
+            </a:graphic>
+          </wp:inline>
+        </w:drawing>
+      </w:r>
+    </w:p>
+    <w:bookmarkEnd w:id="32"/>
+    <w:bookmarkStart w:id="36" w:name="proporción-que-revistas-por-año"/>
     <w:p>
       <w:pPr>
         <w:pStyle w:val="Heading3"/>
@@ -407,8 +548,55 @@
         <w:t xml:space="preserve">6  2024  2016    83 0.0412   0.0328   0.0515</w:t>
       </w:r>
     </w:p>
-    <w:bookmarkEnd w:id="24"/>
-    <w:bookmarkStart w:id="25" w:name="proporción-que-leyó-en-digital-por-año"/>
+    <w:p>
+      <w:pPr>
+        <w:pStyle w:val="FirstParagraph"/>
+      </w:pPr>
+      <w:r>
+        <w:drawing>
+          <wp:inline>
+            <wp:extent cx="5334000" cy="4267200"/>
+            <wp:effectExtent b="0" l="0" r="0" t="0"/>
+            <wp:docPr descr="" title="" id="34" name="Picture"/>
+            <a:graphic>
+              <a:graphicData uri="http://schemas.openxmlformats.org/drawingml/2006/picture">
+                <pic:pic>
+                  <pic:nvPicPr>
+                    <pic:cNvPr descr="etapa3_files/figure-docx/unnamed-chunk-5-1.png" id="35" name="Picture"/>
+                    <pic:cNvPicPr>
+                      <a:picLocks noChangeArrowheads="1" noChangeAspect="1"/>
+                    </pic:cNvPicPr>
+                  </pic:nvPicPr>
+                  <pic:blipFill>
+                    <a:blip r:embed="rId33"/>
+                    <a:stretch>
+                      <a:fillRect/>
+                    </a:stretch>
+                  </pic:blipFill>
+                  <pic:spPr bwMode="auto">
+                    <a:xfrm>
+                      <a:off x="0" y="0"/>
+                      <a:ext cx="5334000" cy="4267200"/>
+                    </a:xfrm>
+                    <a:prstGeom prst="rect">
+                      <a:avLst/>
+                    </a:prstGeom>
+                    <a:noFill/>
+                    <a:ln w="9525">
+                      <a:noFill/>
+                      <a:headEnd/>
+                      <a:tailEnd/>
+                    </a:ln>
+                  </pic:spPr>
+                </pic:pic>
+              </a:graphicData>
+            </a:graphic>
+          </wp:inline>
+        </w:drawing>
+      </w:r>
+    </w:p>
+    <w:bookmarkEnd w:id="36"/>
+    <w:bookmarkStart w:id="40" w:name="proporción-que-leyó-en-digital-por-año"/>
     <w:p>
       <w:pPr>
         <w:pStyle w:val="Heading3"/>
@@ -500,8 +688,55 @@
         <w:t xml:space="preserve">6  2024  2016   196 0.0972   0.0843   0.112 </w:t>
       </w:r>
     </w:p>
-    <w:bookmarkEnd w:id="25"/>
-    <w:bookmarkStart w:id="26" w:name="pruebas-de-hipotesis"/>
+    <w:p>
+      <w:pPr>
+        <w:pStyle w:val="FirstParagraph"/>
+      </w:pPr>
+      <w:r>
+        <w:drawing>
+          <wp:inline>
+            <wp:extent cx="5334000" cy="4267200"/>
+            <wp:effectExtent b="0" l="0" r="0" t="0"/>
+            <wp:docPr descr="" title="" id="38" name="Picture"/>
+            <a:graphic>
+              <a:graphicData uri="http://schemas.openxmlformats.org/drawingml/2006/picture">
+                <pic:pic>
+                  <pic:nvPicPr>
+                    <pic:cNvPr descr="etapa3_files/figure-docx/unnamed-chunk-6-1.png" id="39" name="Picture"/>
+                    <pic:cNvPicPr>
+                      <a:picLocks noChangeArrowheads="1" noChangeAspect="1"/>
+                    </pic:cNvPicPr>
+                  </pic:nvPicPr>
+                  <pic:blipFill>
+                    <a:blip r:embed="rId37"/>
+                    <a:stretch>
+                      <a:fillRect/>
+                    </a:stretch>
+                  </pic:blipFill>
+                  <pic:spPr bwMode="auto">
+                    <a:xfrm>
+                      <a:off x="0" y="0"/>
+                      <a:ext cx="5334000" cy="4267200"/>
+                    </a:xfrm>
+                    <a:prstGeom prst="rect">
+                      <a:avLst/>
+                    </a:prstGeom>
+                    <a:noFill/>
+                    <a:ln w="9525">
+                      <a:noFill/>
+                      <a:headEnd/>
+                      <a:tailEnd/>
+                    </a:ln>
+                  </pic:spPr>
+                </pic:pic>
+              </a:graphicData>
+            </a:graphic>
+          </wp:inline>
+        </w:drawing>
+      </w:r>
+    </w:p>
+    <w:bookmarkEnd w:id="40"/>
+    <w:bookmarkStart w:id="41" w:name="pruebas-de-hipotesis"/>
     <w:p>
       <w:pPr>
         <w:pStyle w:val="Heading3"/>
@@ -510,8 +745,8 @@
         <w:t xml:space="preserve">Pruebas de Hipotesis</w:t>
       </w:r>
     </w:p>
-    <w:bookmarkEnd w:id="26"/>
-    <w:bookmarkStart w:id="27" w:name="diferencia-de-medias"/>
+    <w:bookmarkEnd w:id="41"/>
+    <w:bookmarkStart w:id="42" w:name="diferencia-de-medias"/>
     <w:p>
       <w:pPr>
         <w:pStyle w:val="Heading3"/>
@@ -520,8 +755,8 @@
         <w:t xml:space="preserve">Diferencia de medias</w:t>
       </w:r>
     </w:p>
-    <w:bookmarkEnd w:id="27"/>
-    <w:bookmarkStart w:id="28" w:name="libros-leidos-entre-2019-y-2022"/>
+    <w:bookmarkEnd w:id="42"/>
+    <w:bookmarkStart w:id="43" w:name="libros-leidos-entre-2019-y-2022"/>
     <w:p>
       <w:pPr>
         <w:pStyle w:val="Heading2"/>
@@ -633,8 +868,8 @@
         <w:t xml:space="preserve"> 1.335354  1.626984 </w:t>
       </w:r>
     </w:p>
-    <w:bookmarkEnd w:id="28"/>
-    <w:bookmarkStart w:id="29" w:name="libros-leidos-entre-2022-y-2024"/>
+    <w:bookmarkEnd w:id="43"/>
+    <w:bookmarkStart w:id="44" w:name="libros-leidos-entre-2022-y-2024"/>
     <w:p>
       <w:pPr>
         <w:pStyle w:val="Heading2"/>
@@ -746,8 +981,8 @@
         <w:t xml:space="preserve"> 1.626984  1.274802 </w:t>
       </w:r>
     </w:p>
-    <w:bookmarkEnd w:id="29"/>
-    <w:bookmarkStart w:id="30" w:name="minutos-leidos-entre-2019-y-2021"/>
+    <w:bookmarkEnd w:id="44"/>
+    <w:bookmarkStart w:id="45" w:name="minutos-leidos-entre-2019-y-2021"/>
     <w:p>
       <w:pPr>
         <w:pStyle w:val="Heading2"/>
@@ -859,8 +1094,8 @@
         <w:t xml:space="preserve"> 27.54192  29.24179 </w:t>
       </w:r>
     </w:p>
-    <w:bookmarkEnd w:id="30"/>
-    <w:bookmarkStart w:id="32" w:name="minutos-leidos-entre-2021-y-2024"/>
+    <w:bookmarkEnd w:id="45"/>
+    <w:bookmarkStart w:id="47" w:name="minutos-leidos-entre-2021-y-2024"/>
     <w:p>
       <w:pPr>
         <w:pStyle w:val="Heading2"/>
@@ -972,7 +1207,7 @@
         <w:t xml:space="preserve"> 29.24179  26.78075 </w:t>
       </w:r>
     </w:p>
-    <w:bookmarkStart w:id="31" w:name="diferencia-de-proporciones"/>
+    <w:bookmarkStart w:id="46" w:name="diferencia-de-proporciones"/>
     <w:p>
       <w:pPr>
         <w:pStyle w:val="Heading3"/>
@@ -981,9 +1216,9 @@
         <w:t xml:space="preserve">Diferencia de proporciones</w:t>
       </w:r>
     </w:p>
-    <w:bookmarkEnd w:id="31"/>
-    <w:bookmarkEnd w:id="32"/>
-    <w:bookmarkStart w:id="33" w:name="X36bc62bc1eb1f65df8ace0964a92d0fdfe5aa4b"/>
+    <w:bookmarkEnd w:id="46"/>
+    <w:bookmarkEnd w:id="47"/>
+    <w:bookmarkStart w:id="48" w:name="X36bc62bc1eb1f65df8ace0964a92d0fdfe5aa4b"/>
     <w:p>
       <w:pPr>
         <w:pStyle w:val="Heading2"/>
@@ -1095,8 +1330,8 @@
         <w:t xml:space="preserve">0.4090909 0.4122177 </w:t>
       </w:r>
     </w:p>
-    <w:bookmarkEnd w:id="33"/>
-    <w:bookmarkStart w:id="34" w:name="X7aba7374504a6de0ee642df8778f07ae7cdcf1d"/>
+    <w:bookmarkEnd w:id="48"/>
+    <w:bookmarkStart w:id="49" w:name="X7aba7374504a6de0ee642df8778f07ae7cdcf1d"/>
     <w:p>
       <w:pPr>
         <w:pStyle w:val="Heading2"/>
@@ -1208,8 +1443,8 @@
         <w:t xml:space="preserve">0.4122177 0.4012897 </w:t>
       </w:r>
     </w:p>
-    <w:bookmarkEnd w:id="34"/>
-    <w:bookmarkStart w:id="35" w:name="X5e76adac76e91f60c8052c2fc90bed9dc767f96"/>
+    <w:bookmarkEnd w:id="49"/>
+    <w:bookmarkStart w:id="50" w:name="X5e76adac76e91f60c8052c2fc90bed9dc767f96"/>
     <w:p>
       <w:pPr>
         <w:pStyle w:val="Heading2"/>
@@ -1321,8 +1556,8 @@
         <w:t xml:space="preserve">0.04191919 0.06160164 </w:t>
       </w:r>
     </w:p>
-    <w:bookmarkEnd w:id="35"/>
-    <w:bookmarkStart w:id="36" w:name="Xb2cab4c66fb4bdf61295073402f1ddc4d9a666c"/>
+    <w:bookmarkEnd w:id="50"/>
+    <w:bookmarkStart w:id="51" w:name="Xb2cab4c66fb4bdf61295073402f1ddc4d9a666c"/>
     <w:p>
       <w:pPr>
         <w:pStyle w:val="Heading2"/>
@@ -1434,8 +1669,8 @@
         <w:t xml:space="preserve">0.06160164 0.04117063 </w:t>
       </w:r>
     </w:p>
-    <w:bookmarkEnd w:id="36"/>
-    <w:bookmarkStart w:id="37" w:name="Xa1825dd79390d4a867206082031703fc5634eab"/>
+    <w:bookmarkEnd w:id="51"/>
+    <w:bookmarkStart w:id="52" w:name="Xa1825dd79390d4a867206082031703fc5634eab"/>
     <w:p>
       <w:pPr>
         <w:pStyle w:val="Heading2"/>
@@ -1547,8 +1782,8 @@
         <w:t xml:space="preserve">0.06363636 0.10574949 </w:t>
       </w:r>
     </w:p>
-    <w:bookmarkEnd w:id="37"/>
-    <w:bookmarkStart w:id="38" w:name="X119ee744d0554d9f8a9eedf01954555e423dead"/>
+    <w:bookmarkEnd w:id="52"/>
+    <w:bookmarkStart w:id="53" w:name="X119ee744d0554d9f8a9eedf01954555e423dead"/>
     <w:p>
       <w:pPr>
         <w:pStyle w:val="Heading2"/>
@@ -1660,7 +1895,7 @@
         <w:t xml:space="preserve">0.10574949 0.09722222 </w:t>
       </w:r>
     </w:p>
-    <w:bookmarkEnd w:id="38"/>
+    <w:bookmarkEnd w:id="53"/>
     <w:sectPr>
       <w:footnotePr>
         <w:numRestart w:val="eachSect"/>
